--- a/eng/docx/50.content.docx
+++ b/eng/docx/50.content.docx
@@ -19,7 +19,7 @@
         <w:rPr>
           <w:lang w:val="en_US" w:bidi="en_US"/>
         </w:rPr>
-        <w:t>Resource: Study Notes - Book Intros (Tyndale)</w:t>
+        <w:t>Resource: Tyndale Open Study Notes</w:t>
       </w:r>
       <w:r>
         <w:rPr>
@@ -112,7 +112,7 @@
         <w:rPr>
           <w:lang w:val="en_US" w:bidi="en_US"/>
         </w:rPr>
-        <w:t>Study Notes - Book Intros (Tyndale)</w:t>
+        <w:t>Tyndale Open Study Notes</w:t>
       </w:r>
     </w:p>
     <w:p>

--- a/eng/docx/50.content.docx
+++ b/eng/docx/50.content.docx
@@ -231,7 +231,7 @@
         <w:rPr>
           <w:lang w:val="en_US" w:bidi="en_US"/>
         </w:rPr>
-        <w:t>How do you live as a Christian in a non-Christian world? How do you respond when those around you are hostile to your faith? Paul wrote this poignant letter to encourage the persecuted Christians of the church in Philippi and to strengthen them in the difficulties they faced. Paul wrote while in prison—he, too, was suffering for his faith—but he demonstrated that a Christian can have joy in Christ regardless of the circumstances.</w:t>
+        <w:t>How do you live as a Christian in a world that does not follow Christ? How do you respond when people around you oppose your faith? Paul wrote this sincere and personal letter to encourage the suffering Christians in Philippi and to strengthen them during difficult times. Paul wrote while he was in prison. He also was suffering for his faith. Even so, he showed that Christians can have joy in Christ in every situation.</w:t>
       </w:r>
     </w:p>
     <w:p>
@@ -256,7 +256,7 @@
         <w:rPr>
           <w:lang w:val="en_US" w:bidi="en_US"/>
         </w:rPr>
-        <w:t>Philippi was a small Roman colony in the province of Macedonia in northeastern Greece. Located about ten miles inland from the Aegean Sea, Philippi was important because of its strategic position on the Via Egnatia, the major east–west Roman route through Macedonia.</w:t>
+        <w:t>Philippi was a small Roman colony in Macedonia, a region in northeastern Greece. It was about 16 kilometers (10 miles) inland from the Aegean Sea. The city was important because it stood along the Via Egnatia, the main Roman road that crossed Macedonia from east to west.</w:t>
       </w:r>
     </w:p>
     <w:p>
@@ -270,7 +270,7 @@
         <w:rPr>
           <w:lang w:val="en_US" w:bidi="en_US"/>
         </w:rPr>
-        <w:t xml:space="preserve">Philippi heard the Good News of Christ from Paul on his second missionary journey (about AD 50; see </w:t>
+        <w:t xml:space="preserve">Paul first brought the good news about Jesus to Philippi during his second missionary journey around AD 50 (see </w:t>
       </w:r>
       <w:hyperlink r:id="rId13">
         <w:r>
@@ -288,7 +288,7 @@
         <w:rPr>
           <w:lang w:val="en_US" w:bidi="en_US"/>
         </w:rPr>
-        <w:t>). From the beginning, there was opposition to Paul’s preaching. During his brief stay there, he was thrown into prison and then asked to leave town, but not before a group of new believers had been established (</w:t>
+        <w:t>). From the beginning, people opposed his preaching. During his short stay, Paul was put in prison and later asked to leave the city. Before he left, however, a group of new believers had formed (</w:t>
       </w:r>
       <w:hyperlink r:id="rId14">
         <w:r>
@@ -320,7 +320,7 @@
         <w:rPr>
           <w:lang w:val="en_US" w:bidi="en_US"/>
         </w:rPr>
-        <w:t xml:space="preserve">Around six years later (AD 56~57), on his third missionary journey, Paul visited Philippi again (see </w:t>
+        <w:t xml:space="preserve">About six years later, during his third missionary journey around AD 56–57, Paul visited Philippi again (see </w:t>
       </w:r>
       <w:hyperlink r:id="rId15">
         <w:r>
@@ -338,7 +338,7 @@
         <w:rPr>
           <w:lang w:val="en_US" w:bidi="en_US"/>
         </w:rPr>
-        <w:t xml:space="preserve">). It is possible that, after that visit, he never saw the Philippian Christians again (but see </w:t>
+        <w:t xml:space="preserve">). It is possible that he never saw the believers in Philippi again after that visit (but see </w:t>
       </w:r>
       <w:hyperlink r:id="rId16">
         <w:r>
@@ -349,7 +349,7 @@
             <w:color w:val="0000EE"/>
             <w:u w:val="single"/>
           </w:rPr>
-          <w:t>1 Tim 1:3</w:t>
+          <w:t>1 Timothy 1:3</w:t>
         </w:r>
       </w:hyperlink>
       <w:r>
@@ -370,7 +370,7 @@
         <w:rPr>
           <w:lang w:val="en_US" w:bidi="en_US"/>
         </w:rPr>
-        <w:t>Paul wrote the letter to the Philippians while in prison. Epaphroditus had brought a monetary gift to Paul from the Philippians and was returning to Philippi, and Paul sent along with him this warm letter of encouragement for the church. Aware that the Philippians were being persecuted, he wanted to support and strengthen them, in part by sharing with them his experience as a prisoner for Christ’s sake.</w:t>
+        <w:t>Paul wrote Philippians while he was in prison. Epaphroditus had brought a financial gift from the Philippians to Paul. When Epaphroditus returned to Philippi, Paul sent this sincere letter with him to encourage the church. Paul knew the believers in Philippi were suffering because of their faith. He wanted to strengthen them by sharing his own experience as a prisoner for Christ.</w:t>
       </w:r>
     </w:p>
     <w:p>
@@ -395,7 +395,7 @@
         <w:rPr>
           <w:lang w:val="en_US" w:bidi="en_US"/>
         </w:rPr>
-        <w:t>After a brief introduction (</w:t>
+        <w:t>After a short introduction (</w:t>
       </w:r>
       <w:hyperlink r:id="rId17">
         <w:r>
@@ -413,7 +413,7 @@
         <w:rPr>
           <w:lang w:val="en_US" w:bidi="en_US"/>
         </w:rPr>
-        <w:t>), Paul affirms his gratitude to God for the Philippians and prays for their spiritual growth (</w:t>
+        <w:t>), Paul thanks God for the Philippians and prays that they will continue to grow spiritually (</w:t>
       </w:r>
       <w:hyperlink r:id="rId18">
         <w:r>
@@ -431,7 +431,7 @@
         <w:rPr>
           <w:lang w:val="en_US" w:bidi="en_US"/>
         </w:rPr>
-        <w:t>). He then talks about his own experience of imprisonment and how it has resulted in the spread of the Good News (</w:t>
+        <w:t>). He then explains how his imprisonment has helped spread the good news about Christ (</w:t>
       </w:r>
       <w:hyperlink r:id="rId19">
         <w:r>
@@ -449,7 +449,7 @@
         <w:rPr>
           <w:lang w:val="en_US" w:bidi="en_US"/>
         </w:rPr>
-        <w:t>). Paul’s greatest desire is to live and die for Christ, whatever his situation (</w:t>
+        <w:t>). Paul’s greatest desire is to live and die for Christ, whatever happens to him (</w:t>
       </w:r>
       <w:hyperlink r:id="rId20">
         <w:r>
@@ -467,7 +467,7 @@
         <w:rPr>
           <w:lang w:val="en_US" w:bidi="en_US"/>
         </w:rPr>
-        <w:t>). The Philippians, too, must be strong in their faith as they suffer for Christ (</w:t>
+        <w:t>). He tells the Philippians to remain strong as they also suffer for Christ (</w:t>
       </w:r>
       <w:hyperlink r:id="rId21">
         <w:r>
@@ -485,7 +485,7 @@
         <w:rPr>
           <w:lang w:val="en_US" w:bidi="en_US"/>
         </w:rPr>
-        <w:t>). They should warmly support one another, remembering the example of Christ, who gave up everything in sacrificing his life for theirs (</w:t>
+        <w:t>). They should care for one another and follow the example of Christ, who gave up his life for others (</w:t>
       </w:r>
       <w:hyperlink r:id="rId22">
         <w:r>
@@ -517,7 +517,7 @@
         <w:rPr>
           <w:lang w:val="en_US" w:bidi="en_US"/>
         </w:rPr>
-        <w:t>Eager to know how the Philippians are doing and to tell them how he is, Paul will soon be sending Epaphroditus and Timothy to them, both of whom have proven their willingness to suffer for Christ (</w:t>
+        <w:t>Paul is eager to know how the Philippians are doing and to tell them how he is. He hopes to send Timothy and Epaphroditus to Philippi soon. Both men have shown they are willing to suffer for Christ (</w:t>
       </w:r>
       <w:hyperlink r:id="rId23">
         <w:r>
@@ -549,7 +549,7 @@
         <w:rPr>
           <w:lang w:val="en_US" w:bidi="en_US"/>
         </w:rPr>
-        <w:t>Paul next warns the Philippians about Jewish-Christian propaganda requiring adherence to the law of Moses (</w:t>
+        <w:t>Paul also warns the Philippians about some Jewish Christian teachers who insist Christians must follow the law of Moses in order to belong to God’s people (</w:t>
       </w:r>
       <w:hyperlink r:id="rId24">
         <w:r>
@@ -567,7 +567,7 @@
         <w:rPr>
           <w:lang w:val="en_US" w:bidi="en_US"/>
         </w:rPr>
-        <w:t>). He recounts his prior way of life, in which he was consumed with following the law. Now he has come to the realization that the only important thing is knowing Christ, sharing in his suffering and death, and experiencing his resurrection power both now and in the future (</w:t>
+        <w:t>). Paul describes his former life, when he focused on obeying the law. Now he believes the most important thing is knowing Christ, sharing in Christ’s suffering and death, and experiencing the power of Christ’s resurrection both now and in the future (</w:t>
       </w:r>
       <w:hyperlink r:id="rId25">
         <w:r>
@@ -585,7 +585,7 @@
         <w:rPr>
           <w:lang w:val="en_US" w:bidi="en_US"/>
         </w:rPr>
-        <w:t>). All believers are to be single-minded in pursuing full life in Christ (</w:t>
+        <w:t>). All believers should keep pursuing the full life found in Christ (</w:t>
       </w:r>
       <w:hyperlink r:id="rId26">
         <w:r>
@@ -617,7 +617,7 @@
         <w:rPr>
           <w:lang w:val="en_US" w:bidi="en_US"/>
         </w:rPr>
-        <w:t>In closing, Paul encourages the Philippians to fill their lives with joy, prayer, and thanksgiving, focusing their minds on God’s good gifts, even in their persecution (</w:t>
+        <w:t>At the end of the letter, Paul encourages the Philippians to live with joy, prayer, and thanksgiving. They should focus their thoughts on the good gifts God has given them, even while suffering persecution (</w:t>
       </w:r>
       <w:hyperlink r:id="rId27">
         <w:r>
@@ -635,7 +635,7 @@
         <w:rPr>
           <w:lang w:val="en_US" w:bidi="en_US"/>
         </w:rPr>
-        <w:t>). He thanks them for the gift they have sent. He tells them that he has learned to be content regardless of his circumstances, and he implies that they, too, should learn to live this way (</w:t>
+        <w:t>). Paul thanks them for the gift they sent him. He says he has learned to be content in every situation, and he encourages them to learn to live this way (</w:t>
       </w:r>
       <w:hyperlink r:id="rId28">
         <w:r>
@@ -653,7 +653,7 @@
         <w:rPr>
           <w:lang w:val="en_US" w:bidi="en_US"/>
         </w:rPr>
-        <w:t>). As usual, Paul ends his letter with praise to God, greetings to the believers, and an invocation of the Lord’s grace (</w:t>
+        <w:t>). As in his other letters, Paul closes with praise to God, greetings to believers, and a blessing of grace from the Lord (</w:t>
       </w:r>
       <w:hyperlink r:id="rId29">
         <w:r>
@@ -696,7 +696,21 @@
         <w:rPr>
           <w:lang w:val="en_US" w:bidi="en_US"/>
         </w:rPr>
-        <w:t xml:space="preserve">Ephesians, Philippians, Colossians, and Philemon are often called the Prison Letters, as they each make reference to having been written from prison. There is no consensus on where or when the Prison Letters were written. They have traditionally been linked to Rome, where Paul was under house arrest in AD 60–62 and then later imprisoned around AD 64~65. More recently, scholars have made a case for Ephesus (AD 53~56). During Paul’s two- to three-year stay in that city, he experienced much opposition and suffering (see </w:t>
+        <w:t xml:space="preserve">Ephesians, Philippians, Colossians, and Philemon are often called the Prison Letters because each letter mentions that Paul was in prison when he wrote it. Scholars do not fully agree about where or when these letters were written. Traditionally, many believe Paul wrote them in Rome while under house arrest around AD 60–62 and later during another imprisonment around AD 64–65. </w:t>
+      </w:r>
+    </w:p>
+    <w:p>
+      <w:pPr/>
+      <w:r>
+        <w:rPr>
+          <w:lang w:val="en_US" w:bidi="en_US"/>
+        </w:rPr>
+      </w:r>
+      <w:r>
+        <w:rPr>
+          <w:lang w:val="en_US" w:bidi="en_US"/>
+        </w:rPr>
+        <w:t xml:space="preserve">More recently, some scholars have argued that Paul may have written them from Ephesus around AD 53–56. During Paul’s long stay in Ephesus, he faced strong opposition and suffering(see </w:t>
       </w:r>
       <w:hyperlink r:id="rId30">
         <w:r>
@@ -725,7 +739,7 @@
             <w:color w:val="0000EE"/>
             <w:u w:val="single"/>
           </w:rPr>
-          <w:t>2 Cor 11:23–28</w:t>
+          <w:t>2 Corinthians 11:23–28</w:t>
         </w:r>
       </w:hyperlink>
       <w:r>
@@ -757,7 +771,7 @@
         <w:rPr>
           <w:lang w:val="en_US" w:bidi="en_US"/>
         </w:rPr>
-        <w:t xml:space="preserve">In order to account for sudden changes of content and tone in the writing (see especially </w:t>
+        <w:t xml:space="preserve">Some readers notice sudden changes in topic and tone in Philippians, especially in </w:t>
       </w:r>
       <w:hyperlink r:id="rId32">
         <w:r>
@@ -793,7 +807,7 @@
         <w:rPr>
           <w:lang w:val="en_US" w:bidi="en_US"/>
         </w:rPr>
-        <w:t>), some have suggested that Philippians is actually a combination of several different letters or fragments joined by an anonymous editor. An early Christian writer, Polycarp, spoke of “letters” of Paul to the Philippians. Many others, however, judge this to be a single coherent letter, written by Paul, who in his letters often changes the subject unexpectedly to address new issues.</w:t>
+        <w:t>. Because of this, some scholars believe Philippians may combine several shorter letters joined together by an unknown editor. An early Christian writer named Polycarp also referred to Paul’s “letters” to the Philippians. However, many scholars believe Philippians is one complete letter written by Paul. They point out that Paul often changes subjects quickly in his writings as he responds to different concerns.</w:t>
       </w:r>
     </w:p>
     <w:p>
@@ -818,7 +832,7 @@
         <w:rPr>
           <w:lang w:val="en_US" w:bidi="en_US"/>
         </w:rPr>
-        <w:t>Paul writes from prison to Christians who are experiencing opposition, encouraging them to imitate his life and attitudes. By speaking of his own courage, commitment, confidence, and contentment even in prison, Paul encourages the Philippians to respond similarly in their situation. In doing so, he shows us that a Christian life of joy, peace, contentment, prayer, thanksgiving, and devotion to Christ can transcend all circumstances.</w:t>
+        <w:t>Paul writes from prison to Christians who are facing opposition. He encourages them to follow his example and attitude. By describing his courage, commitment, confidence, and contentment in prison, Paul teaches the Philippians how to respond to suffering. He shows that Christians can live with joy, peace, prayer, thanksgiving, and devotion to Christ in every circumstance.</w:t>
       </w:r>
     </w:p>
     <w:p>
@@ -832,7 +846,7 @@
         <w:rPr>
           <w:lang w:val="en_US" w:bidi="en_US"/>
         </w:rPr>
-        <w:t xml:space="preserve">Though Paul is in prison, he is not ashamed but rejoices that it has resulted in a greater spread of the Good News. He desires to be bold for Christ, whatever the consequences, for he knows he is called to live for Christ and he feels privileged to suffer for Christ (see </w:t>
+        <w:t xml:space="preserve">Although Paul is in prison, he is not ashamed. Instead, he rejoices because his imprisonment has helped spread the good news about Christ. He wants to honor Christ boldly no matter what happens to him. Paul knows he has been called to live for Christ, and he considers it a privilege to suffer for Christ (see </w:t>
       </w:r>
       <w:hyperlink r:id="rId34">
         <w:r>
@@ -850,7 +864,21 @@
         <w:rPr>
           <w:lang w:val="en_US" w:bidi="en_US"/>
         </w:rPr>
-        <w:t>). Even in prison, Paul can say that his deepest desire is to be completely filled with Christ’s life. Paul is ready to share in Christ’s suffering and death, and he is eager to experience the full power of Christ’s resurrection. Whatever happens, he will one day be raised from the dead like Christ (</w:t>
+        <w:t xml:space="preserve">). </w:t>
+      </w:r>
+    </w:p>
+    <w:p>
+      <w:pPr/>
+      <w:r>
+        <w:rPr>
+          <w:lang w:val="en_US" w:bidi="en_US"/>
+        </w:rPr>
+      </w:r>
+      <w:r>
+        <w:rPr>
+          <w:lang w:val="en_US" w:bidi="en_US"/>
+        </w:rPr>
+        <w:t>Even in prison, Paul longs to be completely filled with the life of Christ. He is willing to share in Christ’s suffering and death, and he looks forward to experiencing the full power of Christ’s resurrection. He trusts that one day he will be raised from the dead as Christ was raised (</w:t>
       </w:r>
       <w:hyperlink r:id="rId35">
         <w:r>
@@ -868,7 +896,21 @@
         <w:rPr>
           <w:lang w:val="en_US" w:bidi="en_US"/>
         </w:rPr>
-        <w:t>). Meanwhile, Paul has learned to be content whatever his lot in life. He relies on Christ and has found Christ’s strength sufficient in even the most trying situations (</w:t>
+        <w:t xml:space="preserve">). </w:t>
+      </w:r>
+    </w:p>
+    <w:p>
+      <w:pPr/>
+      <w:r>
+        <w:rPr>
+          <w:lang w:val="en_US" w:bidi="en_US"/>
+        </w:rPr>
+      </w:r>
+      <w:r>
+        <w:rPr>
+          <w:lang w:val="en_US" w:bidi="en_US"/>
+        </w:rPr>
+        <w:t>Meanwhile, Paul has learned to be content in every situation. He depends on Christ and has found Christ’s strength sufficient even during the most difficult situations (</w:t>
       </w:r>
       <w:hyperlink r:id="rId36">
         <w:r>
@@ -900,7 +942,7 @@
         <w:rPr>
           <w:lang w:val="en_US" w:bidi="en_US"/>
         </w:rPr>
-        <w:t xml:space="preserve">Paul urges the Philippians to be full of joy in the Lord as they experience opposition. They are not to worry about anything, but to pray for all their needs with a heart full of gratitude to God. In this way, they will experience the deep peace of God (see </w:t>
+        <w:t xml:space="preserve">Paul urges the Philippians to rejoice in the Lord as they experience opposition. They should not be anxious about anything. Instead, they should pray about every need and thank God. In this way, they will experience God’s deep peace (see </w:t>
       </w:r>
       <w:hyperlink r:id="rId37">
         <w:r>

--- a/eng/docx/50.content.docx
+++ b/eng/docx/50.content.docx
@@ -19,7 +19,7 @@
         <w:rPr>
           <w:lang w:val="en_US" w:bidi="en_US"/>
         </w:rPr>
-        <w:t>Resource: Tyndale Open Study Notes</w:t>
+        <w:t>Resource: Aquifer Open Study Notes (Book Intros)</w:t>
       </w:r>
       <w:r>
         <w:rPr>
@@ -112,7 +112,7 @@
         <w:rPr>
           <w:lang w:val="en_US" w:bidi="en_US"/>
         </w:rPr>
-        <w:t>Tyndale Open Study Notes</w:t>
+        <w:t>Aquifer Open Study Notes (Book Intros)</w:t>
       </w:r>
     </w:p>
     <w:p>

--- a/eng/docx/50.content.docx
+++ b/eng/docx/50.content.docx
@@ -272,36 +272,24 @@
         </w:rPr>
         <w:t xml:space="preserve">Paul first brought the good news about Jesus to Philippi during his second missionary journey around AD 50 (see </w:t>
       </w:r>
-      <w:hyperlink r:id="rId13">
-        <w:r>
-          <w:rPr>
-            <w:lang w:val="en_US" w:bidi="en_US"/>
-          </w:rPr>
-          <w:rPr>
-            <w:color w:val="0000EE"/>
-            <w:u w:val="single"/>
-          </w:rPr>
-          <w:t>Acts 16:11–40</w:t>
-        </w:r>
-      </w:hyperlink>
+      <w:r>
+        <w:rPr>
+          <w:lang w:val="en_US" w:bidi="en_US"/>
+        </w:rPr>
+        <w:t>Acts 16:11–40</w:t>
+      </w:r>
       <w:r>
         <w:rPr>
           <w:lang w:val="en_US" w:bidi="en_US"/>
         </w:rPr>
         <w:t>). From the beginning, people opposed his preaching. During his short stay, Paul was put in prison and later asked to leave the city. Before he left, however, a group of new believers had formed (</w:t>
       </w:r>
-      <w:hyperlink r:id="rId14">
-        <w:r>
-          <w:rPr>
-            <w:lang w:val="en_US" w:bidi="en_US"/>
-          </w:rPr>
-          <w:rPr>
-            <w:color w:val="0000EE"/>
-            <w:u w:val="single"/>
-          </w:rPr>
-          <w:t>Acts 16:35–40</w:t>
-        </w:r>
-      </w:hyperlink>
+      <w:r>
+        <w:rPr>
+          <w:lang w:val="en_US" w:bidi="en_US"/>
+        </w:rPr>
+        <w:t>Acts 16:35–40</w:t>
+      </w:r>
       <w:r>
         <w:rPr>
           <w:lang w:val="en_US" w:bidi="en_US"/>
@@ -322,36 +310,24 @@
         </w:rPr>
         <w:t xml:space="preserve">About six years later, during his third missionary journey around AD 56–57, Paul visited Philippi again (see </w:t>
       </w:r>
-      <w:hyperlink r:id="rId15">
-        <w:r>
-          <w:rPr>
-            <w:lang w:val="en_US" w:bidi="en_US"/>
-          </w:rPr>
-          <w:rPr>
-            <w:color w:val="0000EE"/>
-            <w:u w:val="single"/>
-          </w:rPr>
-          <w:t>Acts 20:1–6</w:t>
-        </w:r>
-      </w:hyperlink>
+      <w:r>
+        <w:rPr>
+          <w:lang w:val="en_US" w:bidi="en_US"/>
+        </w:rPr>
+        <w:t>Acts 20:1–6</w:t>
+      </w:r>
       <w:r>
         <w:rPr>
           <w:lang w:val="en_US" w:bidi="en_US"/>
         </w:rPr>
         <w:t xml:space="preserve">). It is possible that he never saw the believers in Philippi again after that visit (but see </w:t>
       </w:r>
-      <w:hyperlink r:id="rId16">
-        <w:r>
-          <w:rPr>
-            <w:lang w:val="en_US" w:bidi="en_US"/>
-          </w:rPr>
-          <w:rPr>
-            <w:color w:val="0000EE"/>
-            <w:u w:val="single"/>
-          </w:rPr>
-          <w:t>1 Timothy 1:3</w:t>
-        </w:r>
-      </w:hyperlink>
+      <w:r>
+        <w:rPr>
+          <w:lang w:val="en_US" w:bidi="en_US"/>
+        </w:rPr>
+        <w:t>1 Timothy 1:3</w:t>
+      </w:r>
       <w:r>
         <w:rPr>
           <w:lang w:val="en_US" w:bidi="en_US"/>
@@ -397,108 +373,72 @@
         </w:rPr>
         <w:t>After a short introduction (</w:t>
       </w:r>
-      <w:hyperlink r:id="rId17">
-        <w:r>
-          <w:rPr>
-            <w:lang w:val="en_US" w:bidi="en_US"/>
-          </w:rPr>
-          <w:rPr>
-            <w:color w:val="0000EE"/>
-            <w:u w:val="single"/>
-          </w:rPr>
-          <w:t>1:1–2</w:t>
-        </w:r>
-      </w:hyperlink>
+      <w:r>
+        <w:rPr>
+          <w:lang w:val="en_US" w:bidi="en_US"/>
+        </w:rPr>
+        <w:t>1:1–2</w:t>
+      </w:r>
       <w:r>
         <w:rPr>
           <w:lang w:val="en_US" w:bidi="en_US"/>
         </w:rPr>
         <w:t>), Paul thanks God for the Philippians and prays that they will continue to grow spiritually (</w:t>
       </w:r>
-      <w:hyperlink r:id="rId18">
-        <w:r>
-          <w:rPr>
-            <w:lang w:val="en_US" w:bidi="en_US"/>
-          </w:rPr>
-          <w:rPr>
-            <w:color w:val="0000EE"/>
-            <w:u w:val="single"/>
-          </w:rPr>
-          <w:t>1:3–11</w:t>
-        </w:r>
-      </w:hyperlink>
+      <w:r>
+        <w:rPr>
+          <w:lang w:val="en_US" w:bidi="en_US"/>
+        </w:rPr>
+        <w:t>1:3–11</w:t>
+      </w:r>
       <w:r>
         <w:rPr>
           <w:lang w:val="en_US" w:bidi="en_US"/>
         </w:rPr>
         <w:t>). He then explains how his imprisonment has helped spread the good news about Christ (</w:t>
       </w:r>
-      <w:hyperlink r:id="rId19">
-        <w:r>
-          <w:rPr>
-            <w:lang w:val="en_US" w:bidi="en_US"/>
-          </w:rPr>
-          <w:rPr>
-            <w:color w:val="0000EE"/>
-            <w:u w:val="single"/>
-          </w:rPr>
-          <w:t>1:12–19</w:t>
-        </w:r>
-      </w:hyperlink>
+      <w:r>
+        <w:rPr>
+          <w:lang w:val="en_US" w:bidi="en_US"/>
+        </w:rPr>
+        <w:t>1:12–19</w:t>
+      </w:r>
       <w:r>
         <w:rPr>
           <w:lang w:val="en_US" w:bidi="en_US"/>
         </w:rPr>
         <w:t>). Paul’s greatest desire is to live and die for Christ, whatever happens to him (</w:t>
       </w:r>
-      <w:hyperlink r:id="rId20">
-        <w:r>
-          <w:rPr>
-            <w:lang w:val="en_US" w:bidi="en_US"/>
-          </w:rPr>
-          <w:rPr>
-            <w:color w:val="0000EE"/>
-            <w:u w:val="single"/>
-          </w:rPr>
-          <w:t>1:20–26</w:t>
-        </w:r>
-      </w:hyperlink>
+      <w:r>
+        <w:rPr>
+          <w:lang w:val="en_US" w:bidi="en_US"/>
+        </w:rPr>
+        <w:t>1:20–26</w:t>
+      </w:r>
       <w:r>
         <w:rPr>
           <w:lang w:val="en_US" w:bidi="en_US"/>
         </w:rPr>
         <w:t>). He tells the Philippians to remain strong as they also suffer for Christ (</w:t>
       </w:r>
-      <w:hyperlink r:id="rId21">
-        <w:r>
-          <w:rPr>
-            <w:lang w:val="en_US" w:bidi="en_US"/>
-          </w:rPr>
-          <w:rPr>
-            <w:color w:val="0000EE"/>
-            <w:u w:val="single"/>
-          </w:rPr>
-          <w:t>1:27–30</w:t>
-        </w:r>
-      </w:hyperlink>
+      <w:r>
+        <w:rPr>
+          <w:lang w:val="en_US" w:bidi="en_US"/>
+        </w:rPr>
+        <w:t>1:27–30</w:t>
+      </w:r>
       <w:r>
         <w:rPr>
           <w:lang w:val="en_US" w:bidi="en_US"/>
         </w:rPr>
         <w:t>). They should care for one another and follow the example of Christ, who gave up his life for others (</w:t>
       </w:r>
-      <w:hyperlink r:id="rId22">
-        <w:r>
-          <w:rPr>
-            <w:lang w:val="en_US" w:bidi="en_US"/>
-          </w:rPr>
-          <w:rPr>
-            <w:color w:val="0000EE"/>
-            <w:u w:val="single"/>
-          </w:rPr>
-          <w:t>2:1–18</w:t>
-        </w:r>
-      </w:hyperlink>
+      <w:r>
+        <w:rPr>
+          <w:lang w:val="en_US" w:bidi="en_US"/>
+        </w:rPr>
+        <w:t>2:1–18</w:t>
+      </w:r>
       <w:r>
         <w:rPr>
           <w:lang w:val="en_US" w:bidi="en_US"/>
@@ -519,18 +459,12 @@
         </w:rPr>
         <w:t>Paul is eager to know how the Philippians are doing and to tell them how he is. He hopes to send Timothy and Epaphroditus to Philippi soon. Both men have shown they are willing to suffer for Christ (</w:t>
       </w:r>
-      <w:hyperlink r:id="rId23">
-        <w:r>
-          <w:rPr>
-            <w:lang w:val="en_US" w:bidi="en_US"/>
-          </w:rPr>
-          <w:rPr>
-            <w:color w:val="0000EE"/>
-            <w:u w:val="single"/>
-          </w:rPr>
-          <w:t>2:19–30</w:t>
-        </w:r>
-      </w:hyperlink>
+      <w:r>
+        <w:rPr>
+          <w:lang w:val="en_US" w:bidi="en_US"/>
+        </w:rPr>
+        <w:t>2:19–30</w:t>
+      </w:r>
       <w:r>
         <w:rPr>
           <w:lang w:val="en_US" w:bidi="en_US"/>
@@ -551,54 +485,36 @@
         </w:rPr>
         <w:t>Paul also warns the Philippians about some Jewish Christian teachers who insist Christians must follow the law of Moses in order to belong to God’s people (</w:t>
       </w:r>
-      <w:hyperlink r:id="rId24">
-        <w:r>
-          <w:rPr>
-            <w:lang w:val="en_US" w:bidi="en_US"/>
-          </w:rPr>
-          <w:rPr>
-            <w:color w:val="0000EE"/>
-            <w:u w:val="single"/>
-          </w:rPr>
-          <w:t>3:1–3</w:t>
-        </w:r>
-      </w:hyperlink>
+      <w:r>
+        <w:rPr>
+          <w:lang w:val="en_US" w:bidi="en_US"/>
+        </w:rPr>
+        <w:t>3:1–3</w:t>
+      </w:r>
       <w:r>
         <w:rPr>
           <w:lang w:val="en_US" w:bidi="en_US"/>
         </w:rPr>
         <w:t>). Paul describes his former life, when he focused on obeying the law. Now he believes the most important thing is knowing Christ, sharing in Christ’s suffering and death, and experiencing the power of Christ’s resurrection both now and in the future (</w:t>
       </w:r>
-      <w:hyperlink r:id="rId25">
-        <w:r>
-          <w:rPr>
-            <w:lang w:val="en_US" w:bidi="en_US"/>
-          </w:rPr>
-          <w:rPr>
-            <w:color w:val="0000EE"/>
-            <w:u w:val="single"/>
-          </w:rPr>
-          <w:t>3:4–11</w:t>
-        </w:r>
-      </w:hyperlink>
+      <w:r>
+        <w:rPr>
+          <w:lang w:val="en_US" w:bidi="en_US"/>
+        </w:rPr>
+        <w:t>3:4–11</w:t>
+      </w:r>
       <w:r>
         <w:rPr>
           <w:lang w:val="en_US" w:bidi="en_US"/>
         </w:rPr>
         <w:t>). All believers should keep pursuing the full life found in Christ (</w:t>
       </w:r>
-      <w:hyperlink r:id="rId26">
-        <w:r>
-          <w:rPr>
-            <w:lang w:val="en_US" w:bidi="en_US"/>
-          </w:rPr>
-          <w:rPr>
-            <w:color w:val="0000EE"/>
-            <w:u w:val="single"/>
-          </w:rPr>
-          <w:t>3:12–4:1</w:t>
-        </w:r>
-      </w:hyperlink>
+      <w:r>
+        <w:rPr>
+          <w:lang w:val="en_US" w:bidi="en_US"/>
+        </w:rPr>
+        <w:t>3:12–4:1</w:t>
+      </w:r>
       <w:r>
         <w:rPr>
           <w:lang w:val="en_US" w:bidi="en_US"/>
@@ -619,54 +535,36 @@
         </w:rPr>
         <w:t>At the end of the letter, Paul encourages the Philippians to live with joy, prayer, and thanksgiving. They should focus their thoughts on the good gifts God has given them, even while suffering persecution (</w:t>
       </w:r>
-      <w:hyperlink r:id="rId27">
-        <w:r>
-          <w:rPr>
-            <w:lang w:val="en_US" w:bidi="en_US"/>
-          </w:rPr>
-          <w:rPr>
-            <w:color w:val="0000EE"/>
-            <w:u w:val="single"/>
-          </w:rPr>
-          <w:t>4:2–9</w:t>
-        </w:r>
-      </w:hyperlink>
+      <w:r>
+        <w:rPr>
+          <w:lang w:val="en_US" w:bidi="en_US"/>
+        </w:rPr>
+        <w:t>4:2–9</w:t>
+      </w:r>
       <w:r>
         <w:rPr>
           <w:lang w:val="en_US" w:bidi="en_US"/>
         </w:rPr>
         <w:t>). Paul thanks them for the gift they sent him. He says he has learned to be content in every situation, and he encourages them to learn to live this way (</w:t>
       </w:r>
-      <w:hyperlink r:id="rId28">
-        <w:r>
-          <w:rPr>
-            <w:lang w:val="en_US" w:bidi="en_US"/>
-          </w:rPr>
-          <w:rPr>
-            <w:color w:val="0000EE"/>
-            <w:u w:val="single"/>
-          </w:rPr>
-          <w:t>4:1–20</w:t>
-        </w:r>
-      </w:hyperlink>
+      <w:r>
+        <w:rPr>
+          <w:lang w:val="en_US" w:bidi="en_US"/>
+        </w:rPr>
+        <w:t>4:1–20</w:t>
+      </w:r>
       <w:r>
         <w:rPr>
           <w:lang w:val="en_US" w:bidi="en_US"/>
         </w:rPr>
         <w:t>). As in his other letters, Paul closes with praise to God, greetings to believers, and a blessing of grace from the Lord (</w:t>
       </w:r>
-      <w:hyperlink r:id="rId29">
-        <w:r>
-          <w:rPr>
-            <w:lang w:val="en_US" w:bidi="en_US"/>
-          </w:rPr>
-          <w:rPr>
-            <w:color w:val="0000EE"/>
-            <w:u w:val="single"/>
-          </w:rPr>
-          <w:t>4:21–23</w:t>
-        </w:r>
-      </w:hyperlink>
+      <w:r>
+        <w:rPr>
+          <w:lang w:val="en_US" w:bidi="en_US"/>
+        </w:rPr>
+        <w:t>4:21–23</w:t>
+      </w:r>
       <w:r>
         <w:rPr>
           <w:lang w:val="en_US" w:bidi="en_US"/>
@@ -712,36 +610,24 @@
         </w:rPr>
         <w:t xml:space="preserve">More recently, some scholars have argued that Paul may have written them from Ephesus around AD 53–56. During Paul’s long stay in Ephesus, he faced strong opposition and suffering(see </w:t>
       </w:r>
-      <w:hyperlink r:id="rId30">
-        <w:r>
-          <w:rPr>
-            <w:lang w:val="en_US" w:bidi="en_US"/>
-          </w:rPr>
-          <w:rPr>
-            <w:color w:val="0000EE"/>
-            <w:u w:val="single"/>
-          </w:rPr>
-          <w:t>Acts 19:23–41</w:t>
-        </w:r>
-      </w:hyperlink>
+      <w:r>
+        <w:rPr>
+          <w:lang w:val="en_US" w:bidi="en_US"/>
+        </w:rPr>
+        <w:t>Acts 19:23–41</w:t>
+      </w:r>
       <w:r>
         <w:rPr>
           <w:lang w:val="en_US" w:bidi="en_US"/>
         </w:rPr>
         <w:t xml:space="preserve">; </w:t>
       </w:r>
-      <w:hyperlink r:id="rId31">
-        <w:r>
-          <w:rPr>
-            <w:lang w:val="en_US" w:bidi="en_US"/>
-          </w:rPr>
-          <w:rPr>
-            <w:color w:val="0000EE"/>
-            <w:u w:val="single"/>
-          </w:rPr>
-          <w:t>2 Corinthians 11:23–28</w:t>
-        </w:r>
-      </w:hyperlink>
+      <w:r>
+        <w:rPr>
+          <w:lang w:val="en_US" w:bidi="en_US"/>
+        </w:rPr>
+        <w:t>2 Corinthians 11:23–28</w:t>
+      </w:r>
       <w:r>
         <w:rPr>
           <w:lang w:val="en_US" w:bidi="en_US"/>
@@ -773,36 +659,24 @@
         </w:rPr>
         <w:t xml:space="preserve">Some readers notice sudden changes in topic and tone in Philippians, especially in </w:t>
       </w:r>
-      <w:hyperlink r:id="rId32">
-        <w:r>
-          <w:rPr>
-            <w:lang w:val="en_US" w:bidi="en_US"/>
-          </w:rPr>
-          <w:rPr>
-            <w:color w:val="0000EE"/>
-            <w:u w:val="single"/>
-          </w:rPr>
-          <w:t>3:2–4:3</w:t>
-        </w:r>
-      </w:hyperlink>
+      <w:r>
+        <w:rPr>
+          <w:lang w:val="en_US" w:bidi="en_US"/>
+        </w:rPr>
+        <w:t>3:2–4:3</w:t>
+      </w:r>
       <w:r>
         <w:rPr>
           <w:lang w:val="en_US" w:bidi="en_US"/>
         </w:rPr>
         <w:t xml:space="preserve"> and </w:t>
       </w:r>
-      <w:hyperlink r:id="rId33">
-        <w:r>
-          <w:rPr>
-            <w:lang w:val="en_US" w:bidi="en_US"/>
-          </w:rPr>
-          <w:rPr>
-            <w:color w:val="0000EE"/>
-            <w:u w:val="single"/>
-          </w:rPr>
-          <w:t>4:10–20</w:t>
-        </w:r>
-      </w:hyperlink>
+      <w:r>
+        <w:rPr>
+          <w:lang w:val="en_US" w:bidi="en_US"/>
+        </w:rPr>
+        <w:t>4:10–20</w:t>
+      </w:r>
       <w:r>
         <w:rPr>
           <w:lang w:val="en_US" w:bidi="en_US"/>
@@ -848,18 +722,12 @@
         </w:rPr>
         <w:t xml:space="preserve">Although Paul is in prison, he is not ashamed. Instead, he rejoices because his imprisonment has helped spread the good news about Christ. He wants to honor Christ boldly no matter what happens to him. Paul knows he has been called to live for Christ, and he considers it a privilege to suffer for Christ (see </w:t>
       </w:r>
-      <w:hyperlink r:id="rId34">
-        <w:r>
-          <w:rPr>
-            <w:lang w:val="en_US" w:bidi="en_US"/>
-          </w:rPr>
-          <w:rPr>
-            <w:color w:val="0000EE"/>
-            <w:u w:val="single"/>
-          </w:rPr>
-          <w:t>1:12–26</w:t>
-        </w:r>
-      </w:hyperlink>
+      <w:r>
+        <w:rPr>
+          <w:lang w:val="en_US" w:bidi="en_US"/>
+        </w:rPr>
+        <w:t>1:12–26</w:t>
+      </w:r>
       <w:r>
         <w:rPr>
           <w:lang w:val="en_US" w:bidi="en_US"/>
@@ -880,18 +748,12 @@
         </w:rPr>
         <w:t>Even in prison, Paul longs to be completely filled with the life of Christ. He is willing to share in Christ’s suffering and death, and he looks forward to experiencing the full power of Christ’s resurrection. He trusts that one day he will be raised from the dead as Christ was raised (</w:t>
       </w:r>
-      <w:hyperlink r:id="rId35">
-        <w:r>
-          <w:rPr>
-            <w:lang w:val="en_US" w:bidi="en_US"/>
-          </w:rPr>
-          <w:rPr>
-            <w:color w:val="0000EE"/>
-            <w:u w:val="single"/>
-          </w:rPr>
-          <w:t>3:7–14</w:t>
-        </w:r>
-      </w:hyperlink>
+      <w:r>
+        <w:rPr>
+          <w:lang w:val="en_US" w:bidi="en_US"/>
+        </w:rPr>
+        <w:t>3:7–14</w:t>
+      </w:r>
       <w:r>
         <w:rPr>
           <w:lang w:val="en_US" w:bidi="en_US"/>
@@ -912,18 +774,12 @@
         </w:rPr>
         <w:t>Meanwhile, Paul has learned to be content in every situation. He depends on Christ and has found Christ’s strength sufficient even during the most difficult situations (</w:t>
       </w:r>
-      <w:hyperlink r:id="rId36">
-        <w:r>
-          <w:rPr>
-            <w:lang w:val="en_US" w:bidi="en_US"/>
-          </w:rPr>
-          <w:rPr>
-            <w:color w:val="0000EE"/>
-            <w:u w:val="single"/>
-          </w:rPr>
-          <w:t>4:11–13</w:t>
-        </w:r>
-      </w:hyperlink>
+      <w:r>
+        <w:rPr>
+          <w:lang w:val="en_US" w:bidi="en_US"/>
+        </w:rPr>
+        <w:t>4:11–13</w:t>
+      </w:r>
       <w:r>
         <w:rPr>
           <w:lang w:val="en_US" w:bidi="en_US"/>
@@ -944,18 +800,12 @@
         </w:rPr>
         <w:t xml:space="preserve">Paul urges the Philippians to rejoice in the Lord as they experience opposition. They should not be anxious about anything. Instead, they should pray about every need and thank God. In this way, they will experience God’s deep peace (see </w:t>
       </w:r>
-      <w:hyperlink r:id="rId37">
-        <w:r>
-          <w:rPr>
-            <w:lang w:val="en_US" w:bidi="en_US"/>
-          </w:rPr>
-          <w:rPr>
-            <w:color w:val="0000EE"/>
-            <w:u w:val="single"/>
-          </w:rPr>
-          <w:t>4:4–9</w:t>
-        </w:r>
-      </w:hyperlink>
+      <w:r>
+        <w:rPr>
+          <w:lang w:val="en_US" w:bidi="en_US"/>
+        </w:rPr>
+        <w:t>4:4–9</w:t>
+      </w:r>
       <w:r>
         <w:rPr>
           <w:lang w:val="en_US" w:bidi="en_US"/>
